--- a/vendor_data_instructions_and_guideline.docx
+++ b/vendor_data_instructions_and_guideline.docx
@@ -8882,10 +8882,7 @@
         </w:numPr>
       </w:pPr>
       <w:r>
-        <w:t>F</w:t>
-      </w:r>
-      <w:r>
-        <w:t>inally select your agent and click “Add”.</w:t>
+        <w:t>Finally select your agent and click “Add”.</w:t>
       </w:r>
       <w:r>
         <w:br/>
@@ -8944,10 +8941,7 @@
         <w:t>Wait until the agent details appear, then click “Back to solutions”</w:t>
       </w:r>
       <w:r>
-        <w:t xml:space="preserve"> and then l</w:t>
-      </w:r>
-      <w:r>
-        <w:t>eave the “solutions” area (click the arrow on the left)</w:t>
+        <w:t xml:space="preserve"> and then leave the “solutions” area (click the arrow on the left)</w:t>
       </w:r>
       <w:r>
         <w:br/>
